--- a/docs/模板/租车服务标准合同-调整版V4.docx
+++ b/docs/模板/租车服务标准合同-调整版V4.docx
@@ -520,7 +520,16 @@
           <w:highlight w:val="cyan"/>
           <w:lang w:eastAsia="zh-CN"/>
         </w:rPr>
-        <w:t>办公、业务展业等非营运用途），不得将车辆用于营利性营运、违法犯罪活动及其他违反法律法规的用途。</w:t>
+        <w:t>办</w:t>
+      </w:r>
+      <w:bookmarkStart w:id="0" w:name="_GoBack"/>
+      <w:bookmarkEnd w:id="0"/>
+      <w:r>
+        <w:rPr>
+          <w:highlight w:val="cyan"/>
+          <w:lang w:eastAsia="zh-CN"/>
+        </w:rPr>
+        <w:t>公、业务展业等非营运用途），不得将车辆用于营利性营运、违法犯罪活动及其他违反法律法规的用途。</w:t>
       </w:r>
     </w:p>
     <w:p>
@@ -2069,8 +2078,6 @@
           <w:lang w:eastAsia="zh-CN"/>
         </w:rPr>
       </w:pPr>
-      <w:bookmarkStart w:id="0" w:name="_GoBack"/>
-      <w:bookmarkEnd w:id="0"/>
     </w:p>
     <w:p>
       <w:pPr>
@@ -2137,6 +2144,12 @@
             <w:insideH w:val="single" w:color="auto" w:sz="4" w:space="0"/>
             <w:insideV w:val="single" w:color="auto" w:sz="4" w:space="0"/>
           </w:tblBorders>
+          <w:tblCellMar>
+            <w:top w:w="0" w:type="dxa"/>
+            <w:left w:w="108" w:type="dxa"/>
+            <w:bottom w:w="0" w:type="dxa"/>
+            <w:right w:w="108" w:type="dxa"/>
+          </w:tblCellMar>
         </w:tblPrEx>
         <w:tc>
           <w:tcPr>
@@ -2421,11 +2434,11 @@
 
 <file path=word/people.xml><?xml version="1.0" encoding="utf-8"?>
 <w15:people xmlns:wpc="http://schemas.microsoft.com/office/word/2010/wordprocessingCanvas" xmlns:mc="http://schemas.openxmlformats.org/markup-compatibility/2006" xmlns:o="urn:schemas-microsoft-com:office:office" xmlns:r="http://schemas.openxmlformats.org/officeDocument/2006/relationships" xmlns:m="http://schemas.openxmlformats.org/officeDocument/2006/math" xmlns:v="urn:schemas-microsoft-com:vml" xmlns:wp14="http://schemas.microsoft.com/office/word/2010/wordprocessingDrawing" xmlns:wp="http://schemas.openxmlformats.org/drawingml/2006/wordprocessingDrawing" xmlns:w="http://schemas.openxmlformats.org/wordprocessingml/2006/main" xmlns:w14="http://schemas.microsoft.com/office/word/2010/wordml" xmlns:w15="http://schemas.microsoft.com/office/word/2012/wordml" xmlns:w10="urn:schemas-microsoft-com:office:word" xmlns:wpg="http://schemas.microsoft.com/office/word/2010/wordprocessingGroup" xmlns:wpi="http://schemas.microsoft.com/office/word/2010/wordprocessingInk" xmlns:wne="http://schemas.microsoft.com/office/word/2006/wordml" xmlns:wps="http://schemas.microsoft.com/office/word/2010/wordprocessingShape" xmlns:wpsCustomData="http://www.wps.cn/officeDocument/2013/wpsCustomData" mc:Ignorable="w14 w15 wp14">
+  <w15:person w15:author="Wang, Rita">
+    <w15:presenceInfo w15:providerId="AD" w15:userId="S-1-5-21-220523388-329068152-725345543-5641"/>
+  </w15:person>
   <w15:person w15:author="湖畔的雨荷">
     <w15:presenceInfo w15:providerId="WPS Office" w15:userId="1882891534"/>
-  </w15:person>
-  <w15:person w15:author="Wang, Rita">
-    <w15:presenceInfo w15:providerId="AD" w15:userId="S-1-5-21-220523388-329068152-725345543-5641"/>
   </w15:person>
 </w15:people>
 </file>
@@ -2506,7 +2519,7 @@
     <w:lsdException w:qFormat="1" w:unhideWhenUsed="0" w:uiPriority="10" w:semiHidden="0" w:name="Title"/>
     <w:lsdException w:uiPriority="99" w:name="Closing"/>
     <w:lsdException w:uiPriority="99" w:name="Signature"/>
-    <w:lsdException w:uiPriority="1" w:name="Default Paragraph Font"/>
+    <w:lsdException w:qFormat="1" w:uiPriority="1" w:name="Default Paragraph Font"/>
     <w:lsdException w:uiPriority="99" w:name="Body Text"/>
     <w:lsdException w:uiPriority="99" w:name="Body Text Indent"/>
     <w:lsdException w:uiPriority="99" w:name="List Continue"/>
@@ -2589,9 +2602,9 @@
     <w:lsdException w:uiPriority="99" w:name="Table Web 2"/>
     <w:lsdException w:uiPriority="99" w:name="Table Web 3"/>
     <w:lsdException w:uiPriority="99" w:name="Balloon Text" w:locked="1"/>
-    <w:lsdException w:unhideWhenUsed="0" w:uiPriority="59" w:semiHidden="0" w:name="Table Grid"/>
+    <w:lsdException w:qFormat="1" w:unhideWhenUsed="0" w:uiPriority="59" w:semiHidden="0" w:name="Table Grid"/>
     <w:lsdException w:uiPriority="99" w:name="Table Theme"/>
-    <w:lsdException w:unhideWhenUsed="0" w:uiPriority="99" w:name="Placeholder Text" w:locked="1"/>
+    <w:lsdException w:qFormat="1" w:unhideWhenUsed="0" w:uiPriority="99" w:name="Placeholder Text" w:locked="1"/>
     <w:lsdException w:unhideWhenUsed="0" w:uiPriority="60" w:semiHidden="0" w:name="Light Shading"/>
     <w:lsdException w:unhideWhenUsed="0" w:uiPriority="61" w:semiHidden="0" w:name="Light List"/>
     <w:lsdException w:unhideWhenUsed="0" w:uiPriority="62" w:semiHidden="0" w:name="Light Grid"/>
@@ -2709,6 +2722,7 @@
     <w:name w:val="Default Paragraph Font"/>
     <w:semiHidden/>
     <w:unhideWhenUsed/>
+    <w:qFormat/>
     <w:uiPriority w:val="1"/>
   </w:style>
   <w:style w:type="table" w:default="1" w:styleId="3">
@@ -2744,6 +2758,7 @@
   <w:style w:type="table" w:styleId="4">
     <w:name w:val="Table Grid"/>
     <w:basedOn w:val="3"/>
+    <w:qFormat/>
     <w:uiPriority w:val="59"/>
     <w:rPr>
       <w:sz w:val="22"/>
@@ -2778,6 +2793,7 @@
   </w:style>
   <w:style w:type="paragraph" w:customStyle="1" w:styleId="7">
     <w:name w:val="Heading 1 Style"/>
+    <w:qFormat/>
     <w:locked/>
     <w:uiPriority w:val="0"/>
     <w:pPr>
@@ -2808,6 +2824,7 @@
   </w:style>
   <w:style w:type="paragraph" w:customStyle="1" w:styleId="9">
     <w:name w:val="Clause Style"/>
+    <w:qFormat/>
     <w:locked/>
     <w:uiPriority w:val="0"/>
     <w:pPr>
@@ -2887,6 +2904,7 @@
     <w:basedOn w:val="5"/>
     <w:link w:val="2"/>
     <w:semiHidden/>
+    <w:qFormat/>
     <w:uiPriority w:val="99"/>
     <w:rPr>
       <w:rFonts w:ascii="宋体" w:hAnsi="宋体" w:cstheme="minorBidi"/>
@@ -2899,6 +2917,7 @@
     <w:name w:val="Placeholder Text"/>
     <w:basedOn w:val="5"/>
     <w:semiHidden/>
+    <w:qFormat/>
     <w:locked/>
     <w:uiPriority w:val="99"/>
     <w:rPr>
@@ -3028,7 +3047,7 @@
     <w:charset w:val="00"/>
     <w:family w:val="swiss"/>
     <w:pitch w:val="default"/>
-    <w:sig w:usb0="E4002EFF" w:usb1="C200247B" w:usb2="00000009" w:usb3="00000000" w:csb0="200001FF" w:csb1="00000000"/>
+    <w:sig w:usb0="E4002EFF" w:usb1="C000247B" w:usb2="00000009" w:usb3="00000000" w:csb0="200001FF" w:csb1="00000000"/>
   </w:font>
   <w:font w:name="等线">
     <w:panose1 w:val="02010600030101010101"/>
@@ -3042,7 +3061,6 @@
 
 <file path=word/glossary/settings.xml><?xml version="1.0" encoding="utf-8"?>
 <w:settings xmlns:mc="http://schemas.openxmlformats.org/markup-compatibility/2006" xmlns:o="urn:schemas-microsoft-com:office:office" xmlns:r="http://schemas.openxmlformats.org/officeDocument/2006/relationships" xmlns:m="http://schemas.openxmlformats.org/officeDocument/2006/math" xmlns:v="urn:schemas-microsoft-com:vml" xmlns:w10="urn:schemas-microsoft-com:office:word" xmlns:w="http://schemas.openxmlformats.org/wordprocessingml/2006/main" xmlns:w14="http://schemas.microsoft.com/office/word/2010/wordml" xmlns:sl="http://schemas.openxmlformats.org/schemaLibrary/2006/main" xmlns:wpsCustomData="http://www.wps.cn/officeDocument/2013/wpsCustomData" mc:Ignorable="w14">
-  <w:doNotDisplayPageBoundaries w:val="1"/>
   <w:bordersDoNotSurroundHeader w:val="1"/>
   <w:bordersDoNotSurroundFooter w:val="1"/>
   <w:defaultTabStop w:val="420"/>
